--- a/Report/Individual_Project_Report_Final.docx
+++ b/Report/Individual_Project_Report_Final.docx
@@ -168,61 +168,13 @@
         <w:rPr>
           <w:lang w:val="en-US" w:eastAsia="zh-CN"/>
         </w:rPr>
-        <w:t>Understanding the factors that influence student academic performance is an important topic in education, as achievement outcomes affect long-term opportunities and overall academic success. With the growing availability of open educational datasets, it has become easier to explore patterns in student learning using real-world data. Prior work in educational data mining suggests that academic outcomes are shaped by multiple variables, including demographic characteristics, study habits, parental involvement, and school-related conditions</w:t>
+        <w:t>Understanding the factors that influence student academic performance is an important topic in education, as achievement outcomes affect long-term opportunities and overall academic success. With the growing availability of open educational datasets, researchers and students alike can explore patterns in learning using real-world data. Prior work in educational data mining suggests that academic outcomes are shaped by multiple variables, including demographic characteristics, study habits, parental involvement, and school-related conditions [1]. Research also indicates that factors such as prior grades, attendance, and family background are often related to student achievement across various educational settings [2]. These findings highlight the importance of examining how different personal and environmental factors may contribute to academic results</w:t>
       </w:r>
       <w:r>
         <w:rPr>
           <w:lang w:val="en-US" w:eastAsia="zh-CN"/>
         </w:rPr>
-        <w:t xml:space="preserve"> </w:t>
-      </w:r>
-      <w:r>
-        <w:rPr>
-          <w:lang w:val="en-US" w:eastAsia="zh-CN"/>
-        </w:rPr>
-        <w:t>[</w:t>
-      </w:r>
-      <w:r>
-        <w:rPr>
-          <w:lang w:val="en-US" w:eastAsia="zh-CN"/>
-        </w:rPr>
-        <w:t>1</w:t>
-      </w:r>
-      <w:r>
-        <w:rPr>
-          <w:lang w:val="en-US" w:eastAsia="zh-CN"/>
-        </w:rPr>
-        <w:t>]</w:t>
-      </w:r>
-      <w:r>
-        <w:rPr>
-          <w:lang w:val="en-US" w:eastAsia="zh-CN"/>
-        </w:rPr>
-        <w:t xml:space="preserve">. Analyses conducted on widely used datasets, such as the UCI Student Performance dataset, consistently show that factors like prior grades, attendance, and family background are closely associated with student achievement </w:t>
-      </w:r>
-      <w:r>
-        <w:rPr>
-          <w:lang w:val="en-US" w:eastAsia="zh-CN"/>
-        </w:rPr>
-        <w:t>[</w:t>
-      </w:r>
-      <w:r>
-        <w:rPr>
-          <w:lang w:val="en-US" w:eastAsia="zh-CN"/>
-        </w:rPr>
-        <w:t>2</w:t>
-      </w:r>
-      <w:r>
-        <w:rPr>
-          <w:lang w:val="en-US" w:eastAsia="zh-CN"/>
-        </w:rPr>
-        <w:t>]</w:t>
-      </w:r>
-      <w:r>
-        <w:rPr>
-          <w:lang w:val="en-US" w:eastAsia="zh-CN"/>
-        </w:rPr>
-        <w:t>. These findings highlight the value of data-driven approaches for understanding how student behavior and environment relate to academic results.</w:t>
+        <w:t>.</w:t>
       </w:r>
     </w:p>
     <w:p>
@@ -237,21 +189,13 @@
         <w:rPr>
           <w:lang w:val="en-US" w:eastAsia="zh-CN"/>
         </w:rPr>
-        <w:t xml:space="preserve">This project applies those ideas by using two credible existing </w:t>
-      </w:r>
-      <w:proofErr w:type="gramStart"/>
+        <w:t>In this project, I investigate whether such factors play a meaningful role in student performance by analyzing two credible datasets. Instead of conducting original data collection, I use existing datasets to explore how demographic, behavioral, and school-related characteristics relate to student outcomes. The analysis combines descriptive statistical testing with supervised machine learning models to determine whether performance can be predicted using features such as study habits, early-term grades, and other student attributes. Through this integrated approach, the project aims to provide deeper insight into the factors that may influence academic success and to demonstrate how data-driven methods can support educational decision-making</w:t>
+      </w:r>
       <w:r>
         <w:rPr>
           <w:lang w:val="en-US" w:eastAsia="zh-CN"/>
         </w:rPr>
-        <w:t>datasets</w:t>
-      </w:r>
-      <w:proofErr w:type="gramEnd"/>
-      <w:r>
-        <w:rPr>
-          <w:lang w:val="en-US" w:eastAsia="zh-CN"/>
-        </w:rPr>
-        <w:t xml:space="preserve"> to examine how personal, social, and school-related characteristics connect to student performance. Rather than conducting original data collection, the work focuses on exploring real datasets through descriptive analysis and predictive modeling to identify meaningful patterns. Machine learning techniques, including supervised regression and classification models, are used to evaluate whether student performance can be predicted based on variables such as prior exam scores and study habits. By integrating these analytical approaches, the project aims to provide a clearer picture of the factors that contribute to academic outcomes and illustrate how existing educational data can be used to support informed decision-making.</w:t>
+        <w:t>.</w:t>
       </w:r>
     </w:p>
     <w:p>
@@ -1885,6 +1829,15 @@
     </w:p>
     <w:p>
       <w:pPr>
+        <w:pStyle w:val="BodyText"/>
+        <w:rPr>
+          <w:color w:val="000000" w:themeColor="text1"/>
+          <w:lang w:val="en-US" w:eastAsia="zh-CN"/>
+        </w:rPr>
+      </w:pPr>
+    </w:p>
+    <w:p>
+      <w:pPr>
         <w:pStyle w:val="Heading1"/>
       </w:pPr>
       <w:r>
@@ -1904,11 +1857,11 @@
         </w:rPr>
       </w:pPr>
       <w:r>
-        <w:t xml:space="preserve">This project examined the factors that influence student academic performance and evaluated whether performance can be predicted using machine learning models. The statistical analysis showed that gender, extracurricular participation, and study time had significant effects on academic outcomes, while income, absences, and support services did not show meaningful differences when simplified into two groups. The machine learning models achieved high accuracy, with the Random Forest classifier performing the </w:t>
+        <w:t xml:space="preserve">This project examined the factors that influence student academic performance and evaluated whether performance can be predicted using machine learning models. The statistical analysis showed that gender, extracurricular participation, and study time had significant effects on academic outcomes, while income, absences, and support services did not show meaningful differences when simplified </w:t>
       </w:r>
       <w:r>
         <w:lastRenderedPageBreak/>
-        <w:t>best, demonstrating that early-term grades are strong predictors of final performance. These results highlight the importance of early academic monitoring and student engagement in improving achievement. In real-world educational settings, such insights can support the development of targeted interventions that identify at-risk students early and promote practices—such as consistent study habits and involvement in learning activities—that enhance long-term academic success.</w:t>
+        <w:t>into two groups. The machine learning models achieved high accuracy, with the Random Forest classifier performing the best, demonstrating that early-term grades are strong predictors of final performance. These results highlight the importance of early academic monitoring and student engagement in improving achievement. In real-world educational settings, such insights can support the development of targeted interventions that identify at-risk students early and promote practices—such as consistent study habits and involvement in learning activities—that enhance long-term academic success.</w:t>
       </w:r>
     </w:p>
     <w:p>
@@ -1922,10 +1875,17 @@
     <w:p>
       <w:pPr>
         <w:pStyle w:val="BodyText"/>
+        <w:ind w:firstLine="0pt"/>
         <w:rPr>
           <w:lang w:val="en-US"/>
         </w:rPr>
       </w:pPr>
+      <w:r>
+        <w:rPr>
+          <w:lang w:val="en-US"/>
+        </w:rPr>
+        <w:tab/>
+      </w:r>
       <w:r>
         <w:rPr>
           <w:lang w:val="en-US"/>
@@ -5589,7 +5549,6 @@
   <w:style w:type="character" w:default="1" w:styleId="DefaultParagraphFont">
     <w:name w:val="Default Paragraph Font"/>
     <w:uiPriority w:val="1"/>
-    <w:semiHidden/>
     <w:unhideWhenUsed/>
   </w:style>
   <w:style w:type="table" w:default="1" w:styleId="TableNormal">
